--- a/deliverables/附件四-绿城中国-潮鸣外滩-晚宴冠名战略合作伙伴专项合作协议-按盖章版补充(红字标注).docx
+++ b/deliverables/附件四-绿城中国-潮鸣外滩-晚宴冠名战略合作伙伴专项合作协议-按盖章版补充(红字标注).docx
@@ -851,10 +851,10 @@
               <w:rPr>
                 <w:rFonts w:ascii="宋体" w:hAnsi="宋体" w:eastAsia="宋体"/>
                 <w:b w:val="0"/>
-                <w:color w:val="FF0000"/>
+                <w:color w:val="0070C0"/>
                 <w:sz w:val="21"/>
               </w:rPr>
-              <w:t>18678408669</w:t>
+              <w:t>18502131428</w:t>
             </w:r>
           </w:p>
         </w:tc>
@@ -986,12 +986,10 @@
         <w:rPr>
           <w:rFonts w:ascii="宋体" w:hAnsi="宋体" w:eastAsia="宋体"/>
           <w:b/>
-          <w:color w:val="FFC000"/>
+          <w:color w:val="0070C0"/>
           <w:sz w:val="22"/>
-          <w:highlight w:val="yellow"/>
-          <w:shd w:val="clear" w:color="auto" w:fill="FFFF00"/>
         </w:rPr>
-        <w:t>2.4  甲方确认在本次峰会期间不再向同一行业（中国房地产开发与销售、品质改善型住宅项目）的其他企业授予「晚宴冠名」或同级以上对外宣传身份；如需引入同行业其他赞助商，应事先以书面形式告知乙方并取得乙方书面同意。</w:t>
+        <w:t>2.4  甲方确认在本次峰会期间，不再向同一行业（中国房地产开发与销售、品质改善型住宅项目）的其他企业授予「晚宴冠名」身份及「主背景板钻石级 logo 位」；其他级别（黄金/铂金/基础曝光等）不在排他范围。如需引入同行业其他同级以上赞助商，应事先以书面形式告知乙方并取得乙方书面同意。</w:t>
       </w:r>
       <w:r>
         <w:rPr>
@@ -1020,10 +1018,10 @@
       </w:pPr>
       <w:r>
         <w:rPr>
-          <w:color w:val="0070C0"/>
+          <w:color w:val="FF0000"/>
           <w:sz w:val="20"/>
         </w:rPr>
-        <w:t>【补充·对照以往方案】排他范围建议收窄为：「晚宴冠名」身份及「主背景板钻石级 logo 位」；其他级别（黄金/铂金/基础曝光等）不在排他范围。过宽排他在已办结活动场景下难以核实与执行。</w:t>
+        <w:t>【新增说明】排他范围已按实际可执行口径收窄；过宽的「同级以上对外宣传身份」排他在已办结活动场景下难以核实与执行，故不再采用。</w:t>
       </w:r>
     </w:p>
     <w:p/>
@@ -1473,10 +1471,10 @@
               <w:rPr>
                 <w:rFonts w:ascii="宋体" w:hAnsi="宋体" w:eastAsia="宋体"/>
                 <w:b w:val="0"/>
-                <w:color w:val="1A1A1A"/>
-                <w:sz w:val="20"/>
-              </w:rPr>
-              <w:t>桌卡（桌号牌）植入项目 logo + 「绿城·潮鸣外滩 · 晚宴冠名」字样</w:t>
+                <w:color w:val="0070C0"/>
+                <w:sz w:val="20"/>
+              </w:rPr>
+              <w:t>晚宴入口欢迎立牌植入项目 logo + 「绿城·潮鸣外滩 · 晚宴冠名」字样</w:t>
             </w:r>
           </w:p>
         </w:tc>
@@ -1494,10 +1492,10 @@
               <w:rPr>
                 <w:rFonts w:ascii="宋体" w:hAnsi="宋体" w:eastAsia="宋体"/>
                 <w:b w:val="0"/>
-                <w:color w:val="1A1A1A"/>
-                <w:sz w:val="20"/>
-              </w:rPr>
-              <w:t>全场所有桌卡（A5 折立 148×210mm 或亚克力 200×150mm）</w:t>
+                <w:color w:val="0070C0"/>
+                <w:sz w:val="20"/>
+              </w:rPr>
+              <w:t>1 座（立式 KT/亚克力，建议 60×180cm 或现场同等规格；原「桌卡/桌号牌」未实际制作，改为此项）</w:t>
             </w:r>
           </w:p>
         </w:tc>
@@ -1559,10 +1557,10 @@
               <w:rPr>
                 <w:rFonts w:ascii="宋体" w:hAnsi="宋体" w:eastAsia="宋体"/>
                 <w:b w:val="0"/>
-                <w:color w:val="1A1A1A"/>
-                <w:sz w:val="20"/>
-              </w:rPr>
-              <w:t>晚宴菜单植入项目 logo（封面整版 + 内页页脚）</w:t>
+                <w:color w:val="0070C0"/>
+                <w:sz w:val="20"/>
+              </w:rPr>
+              <w:t>晚宴签到台品牌立牌植入项目 logo（含晚宴冠名字样）</w:t>
             </w:r>
           </w:p>
         </w:tc>
@@ -1580,10 +1578,10 @@
               <w:rPr>
                 <w:rFonts w:ascii="宋体" w:hAnsi="宋体" w:eastAsia="宋体"/>
                 <w:b w:val="0"/>
-                <w:color w:val="1A1A1A"/>
-                <w:sz w:val="20"/>
-              </w:rPr>
-              <w:t>全场所有菜单（对开 A4 210×285mm 或单页 285×210mm）</w:t>
+                <w:color w:val="0070C0"/>
+                <w:sz w:val="20"/>
+              </w:rPr>
+              <w:t>1 套（签到台立牌/背景露出；原「晚宴菜单封面整版+内页页脚」未实际制作，改为此项）</w:t>
             </w:r>
           </w:p>
         </w:tc>
@@ -1927,10 +1925,10 @@
               <w:rPr>
                 <w:rFonts w:ascii="宋体" w:hAnsi="宋体" w:eastAsia="宋体"/>
                 <w:b w:val="0"/>
-                <w:color w:val="1A1A1A"/>
-                <w:sz w:val="20"/>
-              </w:rPr>
-              <w:t>合计 8 张（其中主桌 3 人 + 销售/接待 5 人，最终名单 5 月 19 日前互相确认）</w:t>
+                <w:color w:val="0070C0"/>
+                <w:sz w:val="20"/>
+              </w:rPr>
+              <w:t>合计 2 张 / 实际出席 2 人（原约定主桌 3 人 + 销售/接待 5 人共 8 张，以晚宴实际出席为准）</w:t>
             </w:r>
           </w:p>
         </w:tc>
@@ -2205,10 +2203,10 @@
               <w:rPr>
                 <w:rFonts w:ascii="宋体" w:hAnsi="宋体" w:eastAsia="宋体"/>
                 <w:b w:val="0"/>
-                <w:color w:val="1A1A1A"/>
-                <w:sz w:val="20"/>
-              </w:rPr>
-              <w:t>议程手册广告（整版）+ 项目折页夹页</w:t>
+                <w:color w:val="0070C0"/>
+                <w:sz w:val="20"/>
+              </w:rPr>
+              <w:t>议程手册广告（半页）+ 项目折页夹页</w:t>
             </w:r>
           </w:p>
         </w:tc>
@@ -2226,10 +2224,10 @@
               <w:rPr>
                 <w:rFonts w:ascii="宋体" w:hAnsi="宋体" w:eastAsia="宋体"/>
                 <w:b w:val="0"/>
-                <w:color w:val="1A1A1A"/>
-                <w:sz w:val="20"/>
-              </w:rPr>
-              <w:t>整版 A4 210×285mm，出血 3mm，CMYK 300dpi</w:t>
+                <w:color w:val="0070C0"/>
+                <w:sz w:val="20"/>
+              </w:rPr>
+              <w:t>半页 A4（约 210×142.5mm），出血 3mm，CMYK 300dpi</w:t>
             </w:r>
           </w:p>
         </w:tc>
@@ -2355,10 +2353,8 @@
               <w:rPr>
                 <w:rFonts w:ascii="宋体" w:hAnsi="宋体" w:eastAsia="宋体"/>
                 <w:b w:val="0"/>
-                <w:color w:val="FFC000"/>
-                <w:sz w:val="20"/>
-                <w:highlight w:val="yellow"/>
-                <w:shd w:val="clear" w:color="auto" w:fill="FFFF00"/>
+                <w:color w:val="1A1A1A"/>
+                <w:sz w:val="20"/>
               </w:rPr>
               <w:t>13</w:t>
             </w:r>
@@ -2377,12 +2373,10 @@
               <w:rPr>
                 <w:rFonts w:ascii="宋体" w:hAnsi="宋体" w:eastAsia="宋体"/>
                 <w:b w:val="0"/>
-                <w:color w:val="FFC000"/>
-                <w:sz w:val="20"/>
-                <w:highlight w:val="yellow"/>
-                <w:shd w:val="clear" w:color="auto" w:fill="FFFF00"/>
-              </w:rPr>
-              <w:t>500 份手拎袋植入项目折页 + 195/285/310 户型图</w:t>
+                <w:color w:val="0070C0"/>
+                <w:sz w:val="20"/>
+              </w:rPr>
+              <w:t>手拎袋植入项目折页 + 195/285/310 户型图</w:t>
             </w:r>
             <w:r>
               <w:rPr>
@@ -2417,12 +2411,10 @@
               <w:rPr>
                 <w:rFonts w:ascii="宋体" w:hAnsi="宋体" w:eastAsia="宋体"/>
                 <w:b w:val="0"/>
-                <w:color w:val="FFC000"/>
-                <w:sz w:val="20"/>
-                <w:highlight w:val="yellow"/>
-                <w:shd w:val="clear" w:color="auto" w:fill="FFFF00"/>
-              </w:rPr>
-              <w:t>三折页 297×210mm + 户型单页 × 500 套</w:t>
+                <w:color w:val="0070C0"/>
+                <w:sz w:val="20"/>
+              </w:rPr>
+              <w:t>三折页 297×210mm + 户型单页；按实际参会嘉宾手拎袋发放数量为准，不超过 500 套</w:t>
             </w:r>
           </w:p>
         </w:tc>
@@ -2440,10 +2432,8 @@
               <w:rPr>
                 <w:rFonts w:ascii="宋体" w:hAnsi="宋体" w:eastAsia="宋体"/>
                 <w:b w:val="0"/>
-                <w:color w:val="FFC000"/>
-                <w:sz w:val="20"/>
-                <w:highlight w:val="yellow"/>
-                <w:shd w:val="clear" w:color="auto" w:fill="FFFF00"/>
+                <w:color w:val="1A1A1A"/>
+                <w:sz w:val="20"/>
               </w:rPr>
               <w:t>印刷单位 / 活动公司装袋</w:t>
             </w:r>
@@ -2451,10 +2441,10 @@
           <w:p>
             <w:r>
               <w:rPr>
-                <w:color w:val="0070C0"/>
+                <w:color w:val="FF0000"/>
                 <w:sz w:val="18"/>
               </w:rPr>
-              <w:t>【补充】硬性「500 套」易超实际发放量；建议以「按实际参会嘉宾手拎袋发放数量为准、不超过 500 套」验收，避免不可达成数量争议。</w:t>
+              <w:t>【新增】不作未达 500 套即违约解释；验收以实际发放数量及代表性影像为准。</w:t>
             </w:r>
           </w:p>
         </w:tc>
@@ -2605,10 +2595,8 @@
               <w:rPr>
                 <w:rFonts w:ascii="宋体" w:hAnsi="宋体" w:eastAsia="宋体"/>
                 <w:b w:val="0"/>
-                <w:color w:val="FFC000"/>
-                <w:sz w:val="20"/>
-                <w:highlight w:val="yellow"/>
-                <w:shd w:val="clear" w:color="auto" w:fill="FFFF00"/>
+                <w:color w:val="1A1A1A"/>
+                <w:sz w:val="20"/>
               </w:rPr>
               <w:t>15</w:t>
             </w:r>
@@ -2629,10 +2617,8 @@
               <w:rPr>
                 <w:rFonts w:ascii="宋体" w:hAnsi="宋体" w:eastAsia="宋体"/>
                 <w:b w:val="0"/>
-                <w:color w:val="FFC000"/>
-                <w:sz w:val="20"/>
-                <w:highlight w:val="yellow"/>
-                <w:shd w:val="clear" w:color="auto" w:fill="FFFF00"/>
+                <w:color w:val="1A1A1A"/>
+                <w:sz w:val="20"/>
               </w:rPr>
               <w:t>现场专属品牌展位（电梯口）</w:t>
             </w:r>
@@ -2652,12 +2638,10 @@
               <w:rPr>
                 <w:rFonts w:ascii="宋体" w:hAnsi="宋体" w:eastAsia="宋体"/>
                 <w:b w:val="0"/>
-                <w:color w:val="FFC000"/>
-                <w:sz w:val="20"/>
-                <w:highlight w:val="yellow"/>
-                <w:shd w:val="clear" w:color="auto" w:fill="FFFF00"/>
-              </w:rPr>
-              <w:t>1 处，含品牌桌台轻包装、易拉宝×2、户型 KT 板、销售 2 人</w:t>
+                <w:color w:val="0070C0"/>
+                <w:sz w:val="20"/>
+              </w:rPr>
+              <w:t>1 处，含品牌桌台轻包装、易拉宝×2、户型 KT 板、销售 2 人（盖章版现场展位共 3 个之一）</w:t>
             </w:r>
           </w:p>
         </w:tc>
@@ -2675,10 +2659,8 @@
               <w:rPr>
                 <w:rFonts w:ascii="宋体" w:hAnsi="宋体" w:eastAsia="宋体"/>
                 <w:b w:val="0"/>
-                <w:color w:val="FFC000"/>
-                <w:sz w:val="20"/>
-                <w:highlight w:val="yellow"/>
-                <w:shd w:val="clear" w:color="auto" w:fill="FFFF00"/>
+                <w:color w:val="1A1A1A"/>
+                <w:sz w:val="20"/>
               </w:rPr>
               <w:t>乙方派驻 / 活动公司展位包装</w:t>
             </w:r>
@@ -2700,10 +2682,8 @@
               <w:rPr>
                 <w:rFonts w:ascii="宋体" w:hAnsi="宋体" w:eastAsia="宋体"/>
                 <w:b w:val="0"/>
-                <w:color w:val="FFC000"/>
-                <w:sz w:val="20"/>
-                <w:highlight w:val="yellow"/>
-                <w:shd w:val="clear" w:color="auto" w:fill="FFFF00"/>
+                <w:color w:val="1A1A1A"/>
+                <w:sz w:val="20"/>
               </w:rPr>
               <w:t>16</w:t>
             </w:r>
@@ -2724,10 +2704,8 @@
               <w:rPr>
                 <w:rFonts w:ascii="宋体" w:hAnsi="宋体" w:eastAsia="宋体"/>
                 <w:b w:val="0"/>
-                <w:color w:val="FFC000"/>
-                <w:sz w:val="20"/>
-                <w:highlight w:val="yellow"/>
-                <w:shd w:val="clear" w:color="auto" w:fill="FFFF00"/>
+                <w:color w:val="1A1A1A"/>
+                <w:sz w:val="20"/>
               </w:rPr>
               <w:t>现场专属品牌展位（展场内）</w:t>
             </w:r>
@@ -2747,12 +2725,10 @@
               <w:rPr>
                 <w:rFonts w:ascii="宋体" w:hAnsi="宋体" w:eastAsia="宋体"/>
                 <w:b w:val="0"/>
-                <w:color w:val="FFC000"/>
-                <w:sz w:val="20"/>
-                <w:highlight w:val="yellow"/>
-                <w:shd w:val="clear" w:color="auto" w:fill="FFFF00"/>
-              </w:rPr>
-              <w:t>1 处，含洽谈圆桌、易拉宝×2、户型 KT 板、销售 2 人</w:t>
+                <w:color w:val="0070C0"/>
+                <w:sz w:val="20"/>
+              </w:rPr>
+              <w:t>1 处，含洽谈圆桌、易拉宝×2、户型 KT 板、销售 2 人（盖章版现场展位共 3 个之一）</w:t>
             </w:r>
           </w:p>
         </w:tc>
@@ -2770,10 +2746,8 @@
               <w:rPr>
                 <w:rFonts w:ascii="宋体" w:hAnsi="宋体" w:eastAsia="宋体"/>
                 <w:b w:val="0"/>
-                <w:color w:val="FFC000"/>
-                <w:sz w:val="20"/>
-                <w:highlight w:val="yellow"/>
-                <w:shd w:val="clear" w:color="auto" w:fill="FFFF00"/>
+                <w:color w:val="1A1A1A"/>
+                <w:sz w:val="20"/>
               </w:rPr>
               <w:t>乙方派驻 / 活动公司展位包装</w:t>
             </w:r>
@@ -2781,10 +2755,10 @@
           <w:p>
             <w:r>
               <w:rPr>
-                <w:color w:val="0070C0"/>
+                <w:color w:val="FF0000"/>
                 <w:sz w:val="18"/>
               </w:rPr>
-              <w:t>【补充·对照盖章版】盖章版主合同约定现场展位共 3 个；本附件正文仅列电梯口+展场内 2 处。建议签署前书面确认第 3 处位置或明确「以盖章版 3 个展位为准、位置现场协商」。</w:t>
+              <w:t>【新增·对照盖章版】盖章版约定现场展位共 3 个；本附件正文列电梯口+展场内 2 处，第 3 处位置由双方现场协商确定，或以盖章版「3 个展位、位置现场协商」为准。</w:t>
             </w:r>
           </w:p>
         </w:tc>
@@ -2804,10 +2778,8 @@
               <w:rPr>
                 <w:rFonts w:ascii="宋体" w:hAnsi="宋体" w:eastAsia="宋体"/>
                 <w:b w:val="0"/>
-                <w:color w:val="FFC000"/>
-                <w:sz w:val="20"/>
-                <w:highlight w:val="yellow"/>
-                <w:shd w:val="clear" w:color="auto" w:fill="FFFF00"/>
+                <w:color w:val="1A1A1A"/>
+                <w:sz w:val="20"/>
               </w:rPr>
               <w:t>17</w:t>
             </w:r>
@@ -2828,10 +2800,8 @@
               <w:rPr>
                 <w:rFonts w:ascii="宋体" w:hAnsi="宋体" w:eastAsia="宋体"/>
                 <w:b w:val="0"/>
-                <w:color w:val="FFC000"/>
-                <w:sz w:val="20"/>
-                <w:highlight w:val="yellow"/>
-                <w:shd w:val="clear" w:color="auto" w:fill="FFFF00"/>
+                <w:color w:val="1A1A1A"/>
+                <w:sz w:val="20"/>
               </w:rPr>
               <w:t>论坛 / 颁奖结束后主持人口播 + 现场引导员，引导意向嘉宾前往项目案场</w:t>
             </w:r>
@@ -2851,21 +2821,10 @@
               <w:rPr>
                 <w:rFonts w:ascii="宋体" w:hAnsi="宋体" w:eastAsia="宋体"/>
                 <w:b w:val="0"/>
-                <w:color w:val="FFC000"/>
-                <w:sz w:val="20"/>
-                <w:highlight w:val="yellow"/>
-                <w:shd w:val="clear" w:color="auto" w:fill="FFFF00"/>
-              </w:rPr>
-              <w:t>1 次主口播 + 现场引导员 3 名</w:t>
-            </w:r>
-          </w:p>
-          <w:p>
-            <w:r>
-              <w:rPr>
                 <w:color w:val="0070C0"/>
-                <w:sz w:val="18"/>
-              </w:rPr>
-              <w:t>【补充·对照以往方案】现场引导员由 3 名调整为 1 名（合并至论坛后口播动线）；其余视嘉宾流量灵活补位，不作硬性 3 名承诺。</w:t>
+                <w:sz w:val="20"/>
+              </w:rPr>
+              <w:t>1 次主口播 + 现场引导员 1 名（其余视嘉宾流量灵活补位，不作硬性 3 名承诺）</w:t>
             </w:r>
           </w:p>
         </w:tc>
@@ -2883,10 +2842,8 @@
               <w:rPr>
                 <w:rFonts w:ascii="宋体" w:hAnsi="宋体" w:eastAsia="宋体"/>
                 <w:b w:val="0"/>
-                <w:color w:val="FFC000"/>
-                <w:sz w:val="20"/>
-                <w:highlight w:val="yellow"/>
-                <w:shd w:val="clear" w:color="auto" w:fill="FFFF00"/>
+                <w:color w:val="1A1A1A"/>
+                <w:sz w:val="20"/>
               </w:rPr>
               <w:t>甲方</w:t>
             </w:r>
@@ -2908,10 +2865,8 @@
               <w:rPr>
                 <w:rFonts w:ascii="宋体" w:hAnsi="宋体" w:eastAsia="宋体"/>
                 <w:b w:val="0"/>
-                <w:color w:val="FFC000"/>
-                <w:sz w:val="20"/>
-                <w:highlight w:val="yellow"/>
-                <w:shd w:val="clear" w:color="auto" w:fill="FFFF00"/>
+                <w:color w:val="1A1A1A"/>
+                <w:sz w:val="20"/>
               </w:rPr>
               <w:t>18</w:t>
             </w:r>
@@ -2932,12 +2887,10 @@
               <w:rPr>
                 <w:rFonts w:ascii="宋体" w:hAnsi="宋体" w:eastAsia="宋体"/>
                 <w:b w:val="0"/>
-                <w:color w:val="FFC000"/>
-                <w:sz w:val="20"/>
-                <w:highlight w:val="yellow"/>
-                <w:shd w:val="clear" w:color="auto" w:fill="FFFF00"/>
-              </w:rPr>
-              <w:t>项目案场接驳：华为尊界 8–10 辆 + 考斯特补位</w:t>
+                <w:color w:val="0070C0"/>
+                <w:sz w:val="20"/>
+              </w:rPr>
+              <w:t>项目案场接驳：华为尊界 8 辆 + 考斯特补位</w:t>
             </w:r>
           </w:p>
         </w:tc>
@@ -2955,21 +2908,10 @@
               <w:rPr>
                 <w:rFonts w:ascii="宋体" w:hAnsi="宋体" w:eastAsia="宋体"/>
                 <w:b w:val="0"/>
-                <w:color w:val="FFC000"/>
-                <w:sz w:val="20"/>
-                <w:highlight w:val="yellow"/>
-                <w:shd w:val="clear" w:color="auto" w:fill="FFFF00"/>
-              </w:rPr>
-              <w:t>由乙方安排并承担费用，往返时长不低于 60 分钟</w:t>
-            </w:r>
-          </w:p>
-          <w:p>
-            <w:r>
-              <w:rPr>
                 <w:color w:val="0070C0"/>
-                <w:sz w:val="18"/>
-              </w:rPr>
-              <w:t>【补充】车队规模取决于意向人数；建议「尊界/考斯特由乙方视现场意向人数安排并承担费用」，删除或弱化固定 8–10 辆及「往返不低于 60 分钟」刚性表述。另：附表一写「8 辆」、正文写「8–10 辆」，口径需统一。</w:t>
+                <w:sz w:val="20"/>
+              </w:rPr>
+              <w:t>由乙方视现场意向人数安排并承担费用（口径统一为尊界 8 辆 + 考斯特补位；不以「往返不低于 60 分钟」为硬性验收条件）</w:t>
             </w:r>
           </w:p>
         </w:tc>
@@ -2987,10 +2929,8 @@
               <w:rPr>
                 <w:rFonts w:ascii="宋体" w:hAnsi="宋体" w:eastAsia="宋体"/>
                 <w:b w:val="0"/>
-                <w:color w:val="FFC000"/>
-                <w:sz w:val="20"/>
-                <w:highlight w:val="yellow"/>
-                <w:shd w:val="clear" w:color="auto" w:fill="FFFF00"/>
+                <w:color w:val="1A1A1A"/>
+                <w:sz w:val="20"/>
               </w:rPr>
               <w:t>乙方</w:t>
             </w:r>
@@ -3228,10 +3168,8 @@
               <w:rPr>
                 <w:rFonts w:ascii="宋体" w:hAnsi="宋体" w:eastAsia="宋体"/>
                 <w:b w:val="0"/>
-                <w:color w:val="FFC000"/>
-                <w:sz w:val="20"/>
-                <w:highlight w:val="yellow"/>
-                <w:shd w:val="clear" w:color="auto" w:fill="FFFF00"/>
+                <w:color w:val="1A1A1A"/>
+                <w:sz w:val="20"/>
               </w:rPr>
               <w:t>20</w:t>
             </w:r>
@@ -3254,51 +3192,85 @@
             </w:pPr>
             <w:r>
               <w:rPr>
+                <w:rFonts w:hint="eastAsia"/>
+                <w:b w:val="0"/>
+                <w:color w:val="1A1A1A"/>
+                <w:sz w:val="20"/>
+                <w:lang w:val="en-US" w:eastAsia="zh-CN"/>
+              </w:rPr>
+              <w:t>媒体内容</w:t>
+            </w:r>
+            <w:r>
+              <w:rPr>
+                <w:rFonts w:ascii="宋体" w:hAnsi="宋体" w:eastAsia="宋体"/>
+                <w:b w:val="0"/>
+                <w:color w:val="1A1A1A"/>
+                <w:sz w:val="20"/>
+              </w:rPr>
+              <w:t>出现「绿城</w:t>
+            </w:r>
+            <w:r>
+              <w:rPr>
+                <w:rFonts w:hint="eastAsia"/>
+                <w:b w:val="0"/>
+                <w:color w:val="1A1A1A"/>
+                <w:sz w:val="20"/>
+                <w:lang w:val="en-US" w:eastAsia="zh-CN"/>
+              </w:rPr>
+              <w:t>中国</w:t>
+            </w:r>
+            <w:r>
+              <w:rPr>
+                <w:rFonts w:ascii="宋体" w:hAnsi="宋体" w:eastAsia="宋体"/>
+                <w:b w:val="0"/>
+                <w:color w:val="1A1A1A"/>
+                <w:sz w:val="20"/>
+              </w:rPr>
+              <w:t>」+ 晚宴冠名身份</w:t>
+            </w:r>
+          </w:p>
+          <w:p>
+            <w:pPr>
+              <w:spacing w:after="0" w:line="312" w:lineRule="auto"/>
+              <w:rPr>
+                <w:rFonts w:ascii="宋体" w:hAnsi="宋体" w:eastAsia="宋体"/>
+                <w:b w:val="0"/>
+                <w:color w:val="1A1A1A"/>
+                <w:sz w:val="20"/>
+              </w:rPr>
+            </w:pPr>
+          </w:p>
+        </w:tc>
+        <w:tc>
+          <w:tcPr>
+            <w:tcW w:w="2323" w:type="dxa"/>
+            <w:vAlign w:val="center"/>
+          </w:tcPr>
+          <w:p>
+            <w:pPr>
+              <w:spacing w:after="0" w:line="312" w:lineRule="auto"/>
+              <w:jc w:val="center"/>
+              <w:rPr>
                 <w:rFonts w:hint="eastAsia" w:ascii="宋体" w:hAnsi="宋体" w:eastAsia="宋体"/>
                 <w:b w:val="0"/>
-                <w:color w:val="FFC000"/>
-                <w:sz w:val="20"/>
-                <w:highlight w:val="yellow"/>
-                <w:lang w:val="en-US" w:eastAsia="zh-CN"/>
-                <w:shd w:val="clear" w:color="auto" w:fill="FFFF00"/>
-              </w:rPr>
-              <w:t>媒体内容出现「绿城中国」+ 晚宴冠名身份</w:t>
-            </w:r>
-            <w:r>
-              <w:rPr>
-                <w:rFonts w:ascii="宋体" w:hAnsi="宋体" w:eastAsia="宋体"/>
-                <w:b w:val="0"/>
-                <w:color w:val="1A1A1A"/>
-                <w:sz w:val="20"/>
-              </w:rPr>
-            </w:r>
-            <w:r>
-              <w:rPr>
-                <w:rFonts w:hint="eastAsia"/>
-                <w:b w:val="0"/>
-                <w:color w:val="1A1A1A"/>
-                <w:sz w:val="20"/>
-                <w:lang w:val="en-US" w:eastAsia="zh-CN"/>
-              </w:rPr>
-            </w:r>
-            <w:r>
-              <w:rPr>
-                <w:rFonts w:ascii="宋体" w:hAnsi="宋体" w:eastAsia="宋体"/>
-                <w:b w:val="0"/>
-                <w:color w:val="1A1A1A"/>
-                <w:sz w:val="20"/>
-              </w:rPr>
-            </w:r>
-          </w:p>
-          <w:p>
-            <w:pPr>
-              <w:spacing w:after="0" w:line="312" w:lineRule="auto"/>
-              <w:rPr>
-                <w:rFonts w:ascii="宋体" w:hAnsi="宋体" w:eastAsia="宋体"/>
-                <w:b w:val="0"/>
-                <w:color w:val="1A1A1A"/>
-                <w:sz w:val="20"/>
-              </w:rPr>
+                <w:color w:val="1A1A1A"/>
+                <w:sz w:val="20"/>
+              </w:rPr>
+            </w:pPr>
+            <w:r>
+              <w:rPr>
+                <w:rFonts w:hint="eastAsia" w:ascii="宋体" w:hAnsi="宋体" w:eastAsia="宋体"/>
+                <w:b w:val="0"/>
+                <w:color w:val="0070C0"/>
+                <w:sz w:val="20"/>
+              </w:rPr>
+              <w:t>甲方尽力推送；实际刊发数量、位置与口径以媒体自主决定为准，不作「≥3 家主流媒体」硬性承诺</w:t>
+            </w:r>
+          </w:p>
+          <w:p>
+            <w:pPr>
+              <w:spacing w:after="0" w:line="312" w:lineRule="auto"/>
+              <w:jc w:val="center"/>
             </w:pPr>
           </w:p>
         </w:tc>
@@ -3311,59 +3283,13 @@
             <w:pPr>
               <w:spacing w:after="0" w:line="312" w:lineRule="auto"/>
               <w:jc w:val="center"/>
-              <w:rPr>
-                <w:rFonts w:hint="eastAsia" w:ascii="宋体" w:hAnsi="宋体" w:eastAsia="宋体"/>
-                <w:b w:val="0"/>
-                <w:color w:val="1A1A1A"/>
-                <w:sz w:val="20"/>
-              </w:rPr>
-            </w:pPr>
-            <w:r>
-              <w:rPr>
-                <w:rFonts w:hint="eastAsia" w:ascii="宋体" w:hAnsi="宋体" w:eastAsia="宋体"/>
-                <w:b w:val="0"/>
-                <w:color w:val="FFC000"/>
-                <w:sz w:val="20"/>
-                <w:highlight w:val="yellow"/>
-                <w:shd w:val="clear" w:color="auto" w:fill="FFFF00"/>
-              </w:rPr>
-              <w:t>主流媒体 ≥ 3 家</w:t>
-            </w:r>
-          </w:p>
-          <w:p>
-            <w:pPr>
-              <w:spacing w:after="0" w:line="312" w:lineRule="auto"/>
-              <w:jc w:val="center"/>
-            </w:pPr>
-          </w:p>
-          <w:p>
-            <w:r>
-              <w:rPr>
-                <w:color w:val="0070C0"/>
-                <w:sz w:val="18"/>
-              </w:rPr>
-              <w:t>【补充·对照以往方案】媒体通稿不作「≥3 家主流媒体」硬性数量/位置承诺；甲方尽力推送，实际刊发以媒体自主决定为准。</w:t>
-            </w:r>
-          </w:p>
-        </w:tc>
-        <w:tc>
-          <w:tcPr>
-            <w:tcW w:w="2323" w:type="dxa"/>
-            <w:vAlign w:val="center"/>
-          </w:tcPr>
-          <w:p>
-            <w:pPr>
-              <w:spacing w:after="0" w:line="312" w:lineRule="auto"/>
-              <w:jc w:val="center"/>
-            </w:pPr>
-            <w:r>
-              <w:rPr>
-                <w:rFonts w:ascii="宋体" w:hAnsi="宋体" w:eastAsia="宋体"/>
-                <w:b w:val="0"/>
-                <w:color w:val="FFC000"/>
-                <w:sz w:val="20"/>
-                <w:highlight w:val="yellow"/>
-                <w:shd w:val="clear" w:color="auto" w:fill="FFFF00"/>
+            </w:pPr>
+            <w:r>
+              <w:rPr>
+                <w:rFonts w:ascii="宋体" w:hAnsi="宋体" w:eastAsia="宋体"/>
+                <w:b w:val="0"/>
+                <w:color w:val="1A1A1A"/>
+                <w:sz w:val="20"/>
               </w:rPr>
               <w:t>甲方媒体组</w:t>
             </w:r>
@@ -3555,10 +3481,8 @@
               <w:rPr>
                 <w:rFonts w:ascii="宋体" w:hAnsi="宋体" w:eastAsia="宋体"/>
                 <w:b w:val="0"/>
-                <w:color w:val="FFC000"/>
-                <w:sz w:val="20"/>
-                <w:highlight w:val="yellow"/>
-                <w:shd w:val="clear" w:color="auto" w:fill="FFFF00"/>
+                <w:color w:val="1A1A1A"/>
+                <w:sz w:val="20"/>
               </w:rPr>
               <w:t>23</w:t>
             </w:r>
@@ -3577,67 +3501,61 @@
               <w:rPr>
                 <w:rFonts w:ascii="宋体" w:hAnsi="宋体" w:eastAsia="宋体"/>
                 <w:b w:val="0"/>
-                <w:color w:val="FFC000"/>
-                <w:sz w:val="20"/>
-                <w:highlight w:val="yellow"/>
-                <w:shd w:val="clear" w:color="auto" w:fill="FFFF00"/>
-              </w:rPr>
-              <w:t xml:space="preserve">双校长三角校友产业联盟战略合作伙伴永久入册 </w:t>
-            </w:r>
-          </w:p>
-          <w:p>
-            <w:r>
-              <w:rPr>
                 <w:color w:val="0070C0"/>
+                <w:sz w:val="20"/>
+              </w:rPr>
+              <w:t>双校长三角校友产业联盟战略合作伙伴入册（本次不纳入必交付）</w:t>
+            </w:r>
+          </w:p>
+        </w:tc>
+        <w:tc>
+          <w:tcPr>
+            <w:tcW w:w="2323" w:type="dxa"/>
+            <w:vAlign w:val="center"/>
+          </w:tcPr>
+          <w:p>
+            <w:pPr>
+              <w:spacing w:after="0" w:line="312" w:lineRule="auto"/>
+              <w:jc w:val="center"/>
+            </w:pPr>
+            <w:r>
+              <w:rPr>
+                <w:rFonts w:ascii="宋体" w:hAnsi="宋体" w:eastAsia="宋体"/>
+                <w:b w:val="0"/>
+                <w:color w:val="0070C0"/>
+                <w:sz w:val="20"/>
+              </w:rPr>
+              <w:t>不纳入本次计价与必交付；执行机制双方另议（「永久」表述不作验收标准）</w:t>
+            </w:r>
+          </w:p>
+        </w:tc>
+        <w:tc>
+          <w:tcPr>
+            <w:tcW w:w="2323" w:type="dxa"/>
+            <w:vAlign w:val="center"/>
+          </w:tcPr>
+          <w:p>
+            <w:pPr>
+              <w:spacing w:after="0" w:line="312" w:lineRule="auto"/>
+              <w:jc w:val="center"/>
+            </w:pPr>
+            <w:r>
+              <w:rPr>
+                <w:rFonts w:ascii="宋体" w:hAnsi="宋体" w:eastAsia="宋体"/>
+                <w:b w:val="0"/>
+                <w:color w:val="1A1A1A"/>
+                <w:sz w:val="20"/>
+              </w:rPr>
+              <w:t>甲方</w:t>
+            </w:r>
+          </w:p>
+          <w:p>
+            <w:r>
+              <w:rPr>
+                <w:color w:val="FF0000"/>
                 <w:sz w:val="18"/>
               </w:rPr>
-              <w:t>【补充·对照以往方案】「双校长三角校友产业联盟战略合作伙伴永久入册」以往方案已明确不纳入本次计价与必交付范围；执行机制另议，不作本附件硬性义务。</w:t>
-            </w:r>
-          </w:p>
-        </w:tc>
-        <w:tc>
-          <w:tcPr>
-            <w:tcW w:w="2323" w:type="dxa"/>
-            <w:vAlign w:val="center"/>
-          </w:tcPr>
-          <w:p>
-            <w:pPr>
-              <w:spacing w:after="0" w:line="312" w:lineRule="auto"/>
-              <w:jc w:val="center"/>
-            </w:pPr>
-            <w:r>
-              <w:rPr>
-                <w:rFonts w:ascii="宋体" w:hAnsi="宋体" w:eastAsia="宋体"/>
-                <w:b w:val="0"/>
-                <w:color w:val="FFC000"/>
-                <w:sz w:val="20"/>
-                <w:highlight w:val="yellow"/>
-                <w:shd w:val="clear" w:color="auto" w:fill="FFFF00"/>
-              </w:rPr>
-              <w:t>1 次（永久入册）</w:t>
-            </w:r>
-          </w:p>
-        </w:tc>
-        <w:tc>
-          <w:tcPr>
-            <w:tcW w:w="2323" w:type="dxa"/>
-            <w:vAlign w:val="center"/>
-          </w:tcPr>
-          <w:p>
-            <w:pPr>
-              <w:spacing w:after="0" w:line="312" w:lineRule="auto"/>
-              <w:jc w:val="center"/>
-            </w:pPr>
-            <w:r>
-              <w:rPr>
-                <w:rFonts w:ascii="宋体" w:hAnsi="宋体" w:eastAsia="宋体"/>
-                <w:b w:val="0"/>
-                <w:color w:val="FFC000"/>
-                <w:sz w:val="20"/>
-                <w:highlight w:val="yellow"/>
-                <w:shd w:val="clear" w:color="auto" w:fill="FFFF00"/>
-              </w:rPr>
-              <w:t>甲方</w:t>
+              <w:t>【新增】本项建议在附表一确认列打「×」，或双方书面另议后再执行。</w:t>
             </w:r>
           </w:p>
         </w:tc>
@@ -3749,11 +3667,9 @@
               <w:rPr>
                 <w:rFonts w:hint="eastAsia"/>
                 <w:b w:val="0"/>
-                <w:color w:val="FFC000"/>
-                <w:sz w:val="20"/>
-                <w:highlight w:val="yellow"/>
+                <w:color w:val="1A1A1A"/>
+                <w:sz w:val="20"/>
                 <w:lang w:val="en-US" w:eastAsia="zh-CN"/>
-                <w:shd w:val="clear" w:color="auto" w:fill="FFFF00"/>
               </w:rPr>
               <w:t>25</w:t>
             </w:r>
@@ -3779,22 +3695,39 @@
               <w:rPr>
                 <w:rFonts w:hint="eastAsia"/>
                 <w:b w:val="0"/>
-                <w:color w:val="FFC000"/>
-                <w:sz w:val="20"/>
-                <w:highlight w:val="yellow"/>
+                <w:color w:val="0070C0"/>
+                <w:sz w:val="20"/>
                 <w:lang w:val="en-US" w:eastAsia="zh-CN"/>
-                <w:shd w:val="clear" w:color="auto" w:fill="FFFF00"/>
-              </w:rPr>
-              <w:t>主办方之一战略合作伙伴证书</w:t>
-            </w:r>
-          </w:p>
-          <w:p>
-            <w:r>
-              <w:rPr>
+              </w:rPr>
+              <w:t>「2026 年度智慧人居新质资产领军企业 暨卓越战略合作伙伴」证书 / 奖项</w:t>
+            </w:r>
+          </w:p>
+        </w:tc>
+        <w:tc>
+          <w:tcPr>
+            <w:tcW w:w="2323" w:type="dxa"/>
+            <w:vAlign w:val="center"/>
+          </w:tcPr>
+          <w:p>
+            <w:pPr>
+              <w:spacing w:after="0" w:line="312" w:lineRule="auto"/>
+              <w:ind w:firstLine="200" w:firstLineChars="100"/>
+              <w:rPr>
+                <w:rFonts w:ascii="宋体" w:hAnsi="宋体" w:eastAsia="宋体"/>
+                <w:b w:val="0"/>
+                <w:color w:val="1A1A1A"/>
+                <w:sz w:val="20"/>
+              </w:rPr>
+            </w:pPr>
+            <w:r>
+              <w:rPr>
+                <w:rFonts w:hint="eastAsia"/>
+                <w:b w:val="0"/>
                 <w:color w:val="0070C0"/>
-                <w:sz w:val="18"/>
-              </w:rPr>
-              <w:t>【补充·对照盖章版】盖章版证书名称为「2026 年度智慧人居新质资产领军企业 暨卓越战略合作伙伴」；与本处「主办方之一战略合作伙伴证书」表述不一致，建议统一为盖章版全称。</w:t>
+                <w:sz w:val="20"/>
+                <w:lang w:val="en-US" w:eastAsia="zh-CN"/>
+              </w:rPr>
+              <w:t>1 份（与盖章版主合同名称一致）</w:t>
             </w:r>
           </w:p>
         </w:tc>
@@ -3806,36 +3739,6 @@
           <w:p>
             <w:pPr>
               <w:spacing w:after="0" w:line="312" w:lineRule="auto"/>
-              <w:ind w:firstLine="200" w:firstLineChars="100"/>
-              <w:rPr>
-                <w:rFonts w:ascii="宋体" w:hAnsi="宋体" w:eastAsia="宋体"/>
-                <w:b w:val="0"/>
-                <w:color w:val="1A1A1A"/>
-                <w:sz w:val="20"/>
-              </w:rPr>
-            </w:pPr>
-            <w:r>
-              <w:rPr>
-                <w:rFonts w:hint="eastAsia"/>
-                <w:b w:val="0"/>
-                <w:color w:val="FFC000"/>
-                <w:sz w:val="20"/>
-                <w:highlight w:val="yellow"/>
-                <w:lang w:val="en-US" w:eastAsia="zh-CN"/>
-                <w:shd w:val="clear" w:color="auto" w:fill="FFFF00"/>
-              </w:rPr>
-              <w:t>1份</w:t>
-            </w:r>
-          </w:p>
-        </w:tc>
-        <w:tc>
-          <w:tcPr>
-            <w:tcW w:w="2323" w:type="dxa"/>
-            <w:vAlign w:val="center"/>
-          </w:tcPr>
-          <w:p>
-            <w:pPr>
-              <w:spacing w:after="0" w:line="312" w:lineRule="auto"/>
               <w:jc w:val="center"/>
               <w:rPr>
                 <w:rFonts w:ascii="宋体" w:hAnsi="宋体" w:eastAsia="宋体"/>
@@ -3848,10 +3751,8 @@
               <w:rPr>
                 <w:rFonts w:ascii="宋体" w:hAnsi="宋体" w:eastAsia="宋体"/>
                 <w:b w:val="0"/>
-                <w:color w:val="FFC000"/>
-                <w:sz w:val="20"/>
-                <w:highlight w:val="yellow"/>
-                <w:shd w:val="clear" w:color="auto" w:fill="FFFF00"/>
+                <w:color w:val="1A1A1A"/>
+                <w:sz w:val="20"/>
               </w:rPr>
               <w:t>甲方</w:t>
             </w:r>
@@ -3882,10 +3783,10 @@
       </w:pPr>
       <w:r>
         <w:rPr>
-          <w:color w:val="0070C0"/>
+          <w:color w:val="FF0000"/>
           <w:sz w:val="20"/>
         </w:rPr>
-        <w:t>【补充·风险对照总说明】本附件黄底黄字标注事项，系对照《活动赞助合同》（盖章版）及以往专项方案中「已删除/弱化（甲方不好实现项）」梳理出的不可达成或难核实风险，主要包括：①白皮书扉页署名；②媒体通稿硬性家数；③校友联盟「永久入册」；④引导员 3 名；⑤手拎袋 500 套刚性数量；⑥展位数量与盖章版 3 个不一致；⑦5/21 同日交稿确认下印节点；⑧证书名称口径不一致；⑨过宽同业排他。验收口径建议与盖章版一致：按四大模块整体打包验收，不以细项逐条未达为由拒付无争议款项；结算与违约上限以盖章版为准。</w:t>
+        <w:t>【新增·风险对照总说明】本附件已对照《活动赞助合同》（盖章版）及以往专项方案中「已删除/弱化（甲方不好实现项）」对不可达成或难核实事项作口径调整，主要包括：①白皮书扉页署名不纳入；②媒体通稿不作硬性家数承诺；③校友联盟「永久入册」不纳入必交付；④引导员调整为 1 名；⑤手拎袋按实际发放（上限 500）；⑥展位数量与盖章版 3 个对齐确认；⑦5/21 同日交稿确认下印节点视同过程豁免；⑧证书名称与盖章版统一；⑨同业排他收窄为晚宴冠名+钻石 logo 位；⑩未实际制作的菜单/桌卡改换为签到台立牌/入口欢迎立牌；⑪晚宴入场以实际出席 2 人为准；⑫议程手册改为半页。验收口径与盖章版一致：按四大模块整体打包验收，不以细项逐条未达为由拒付无争议款项；结算与违约上限以盖章版为准。</w:t>
       </w:r>
     </w:p>
     <w:p>
@@ -4532,12 +4433,10 @@
               <w:rPr>
                 <w:rFonts w:ascii="宋体" w:hAnsi="宋体" w:eastAsia="宋体"/>
                 <w:b w:val="0"/>
-                <w:color w:val="FFC000"/>
-                <w:sz w:val="20"/>
-                <w:highlight w:val="yellow"/>
-                <w:shd w:val="clear" w:color="auto" w:fill="FFFF00"/>
-              </w:rPr>
-              <w:t>5/21</w:t>
+                <w:color w:val="1A1A1A"/>
+                <w:sz w:val="20"/>
+              </w:rPr>
+              <w:t>5/</w:t>
             </w:r>
             <w:r>
               <w:rPr>
@@ -4547,6 +4446,7 @@
                 <w:sz w:val="20"/>
                 <w:lang w:val="en-US" w:eastAsia="zh-CN"/>
               </w:rPr>
+              <w:t>21</w:t>
             </w:r>
           </w:p>
         </w:tc>
@@ -4564,10 +4464,8 @@
               <w:rPr>
                 <w:rFonts w:ascii="宋体" w:hAnsi="宋体" w:eastAsia="宋体"/>
                 <w:b w:val="0"/>
-                <w:color w:val="FFC000"/>
-                <w:sz w:val="20"/>
-                <w:highlight w:val="yellow"/>
-                <w:shd w:val="clear" w:color="auto" w:fill="FFFF00"/>
+                <w:color w:val="1A1A1A"/>
+                <w:sz w:val="20"/>
               </w:rPr>
               <w:t>物料源文件交付（甲乙互交）</w:t>
             </w:r>
@@ -4587,12 +4485,10 @@
               <w:rPr>
                 <w:rFonts w:ascii="宋体" w:hAnsi="宋体" w:eastAsia="宋体"/>
                 <w:b w:val="0"/>
-                <w:color w:val="FFC000"/>
-                <w:sz w:val="20"/>
-                <w:highlight w:val="yellow"/>
-                <w:shd w:val="clear" w:color="auto" w:fill="FFFF00"/>
-              </w:rPr>
-              <w:t>logo / 项目宣传片 / 缪川总 PPT / 户型折页 / 品牌简介 / 易拉宝稿</w:t>
+                <w:color w:val="1A1A1A"/>
+                <w:sz w:val="20"/>
+              </w:rPr>
+              <w:t xml:space="preserve">logo / 项目宣传片 / </w:t>
             </w:r>
             <w:r>
               <w:rPr>
@@ -4602,14 +4498,16 @@
                 <w:sz w:val="20"/>
                 <w:lang w:val="en-US" w:eastAsia="zh-CN"/>
               </w:rPr>
-            </w:r>
-            <w:r>
-              <w:rPr>
-                <w:rFonts w:ascii="宋体" w:hAnsi="宋体" w:eastAsia="宋体"/>
-                <w:b w:val="0"/>
-                <w:color w:val="1A1A1A"/>
-                <w:sz w:val="20"/>
-              </w:rPr>
+              <w:t>缪</w:t>
+            </w:r>
+            <w:r>
+              <w:rPr>
+                <w:rFonts w:ascii="宋体" w:hAnsi="宋体" w:eastAsia="宋体"/>
+                <w:b w:val="0"/>
+                <w:color w:val="1A1A1A"/>
+                <w:sz w:val="20"/>
+              </w:rPr>
+              <w:t>川总 PPT / 户型折页 / 品牌简介 / 易拉宝稿</w:t>
             </w:r>
           </w:p>
         </w:tc>
@@ -4627,12 +4525,10 @@
               <w:rPr>
                 <w:rFonts w:ascii="宋体" w:hAnsi="宋体" w:eastAsia="宋体"/>
                 <w:b w:val="0"/>
-                <w:color w:val="FFC000"/>
-                <w:sz w:val="20"/>
-                <w:highlight w:val="yellow"/>
-                <w:shd w:val="clear" w:color="auto" w:fill="FFFF00"/>
-              </w:rPr>
-              <w:t>晚宴 KV / 桌卡 / 菜单 / 席卡设计稿初稿；晚宴 LED 像素比反馈</w:t>
+                <w:color w:val="0070C0"/>
+                <w:sz w:val="20"/>
+              </w:rPr>
+              <w:t>晚宴 KV / 入口欢迎立牌 / 签到台立牌 / 席卡设计稿初稿；晚宴 LED 像素比反馈</w:t>
             </w:r>
           </w:p>
         </w:tc>
@@ -4656,12 +4552,10 @@
               <w:rPr>
                 <w:rFonts w:ascii="宋体" w:hAnsi="宋体" w:eastAsia="宋体"/>
                 <w:b w:val="0"/>
-                <w:color w:val="FFC000"/>
-                <w:sz w:val="20"/>
-                <w:highlight w:val="yellow"/>
-                <w:shd w:val="clear" w:color="auto" w:fill="FFFF00"/>
-              </w:rPr>
-              <w:t>5/21</w:t>
+                <w:color w:val="1A1A1A"/>
+                <w:sz w:val="20"/>
+              </w:rPr>
+              <w:t>5/</w:t>
             </w:r>
             <w:r>
               <w:rPr>
@@ -4671,6 +4565,7 @@
                 <w:sz w:val="20"/>
                 <w:lang w:val="en-US" w:eastAsia="zh-CN"/>
               </w:rPr>
+              <w:t>21</w:t>
             </w:r>
           </w:p>
         </w:tc>
@@ -4688,10 +4583,8 @@
               <w:rPr>
                 <w:rFonts w:ascii="宋体" w:hAnsi="宋体" w:eastAsia="宋体"/>
                 <w:b w:val="0"/>
-                <w:color w:val="FFC000"/>
-                <w:sz w:val="20"/>
-                <w:highlight w:val="yellow"/>
-                <w:shd w:val="clear" w:color="auto" w:fill="FFFF00"/>
+                <w:color w:val="1A1A1A"/>
+                <w:sz w:val="20"/>
               </w:rPr>
               <w:t>设计稿确认</w:t>
             </w:r>
@@ -4711,10 +4604,8 @@
               <w:rPr>
                 <w:rFonts w:ascii="宋体" w:hAnsi="宋体" w:eastAsia="宋体"/>
                 <w:b w:val="0"/>
-                <w:color w:val="FFC000"/>
-                <w:sz w:val="20"/>
-                <w:highlight w:val="yellow"/>
-                <w:shd w:val="clear" w:color="auto" w:fill="FFFF00"/>
+                <w:color w:val="1A1A1A"/>
+                <w:sz w:val="20"/>
               </w:rPr>
               <w:t>确认一轮，提出修改意见</w:t>
             </w:r>
@@ -4734,10 +4625,8 @@
               <w:rPr>
                 <w:rFonts w:ascii="宋体" w:hAnsi="宋体" w:eastAsia="宋体"/>
                 <w:b w:val="0"/>
-                <w:color w:val="FFC000"/>
-                <w:sz w:val="20"/>
-                <w:highlight w:val="yellow"/>
-                <w:shd w:val="clear" w:color="auto" w:fill="FFFF00"/>
+                <w:color w:val="1A1A1A"/>
+                <w:sz w:val="20"/>
               </w:rPr>
               <w:t>完成印刷物料终稿</w:t>
             </w:r>
@@ -4759,10 +4648,8 @@
               <w:rPr>
                 <w:rFonts w:ascii="宋体" w:hAnsi="宋体" w:eastAsia="宋体"/>
                 <w:b w:val="0"/>
-                <w:color w:val="FFC000"/>
-                <w:sz w:val="20"/>
-                <w:highlight w:val="yellow"/>
-                <w:shd w:val="clear" w:color="auto" w:fill="FFFF00"/>
+                <w:color w:val="1A1A1A"/>
+                <w:sz w:val="20"/>
               </w:rPr>
               <w:t>5/21</w:t>
             </w:r>
@@ -4782,10 +4669,8 @@
               <w:rPr>
                 <w:rFonts w:ascii="宋体" w:hAnsi="宋体" w:eastAsia="宋体"/>
                 <w:b w:val="0"/>
-                <w:color w:val="FFC000"/>
-                <w:sz w:val="20"/>
-                <w:highlight w:val="yellow"/>
-                <w:shd w:val="clear" w:color="auto" w:fill="FFFF00"/>
+                <w:color w:val="1A1A1A"/>
+                <w:sz w:val="20"/>
               </w:rPr>
               <w:t>印刷下单 &amp; 物流</w:t>
             </w:r>
@@ -4805,10 +4690,8 @@
               <w:rPr>
                 <w:rFonts w:ascii="宋体" w:hAnsi="宋体" w:eastAsia="宋体"/>
                 <w:b w:val="0"/>
-                <w:color w:val="FFC000"/>
-                <w:sz w:val="20"/>
-                <w:highlight w:val="yellow"/>
-                <w:shd w:val="clear" w:color="auto" w:fill="FFFF00"/>
+                <w:color w:val="1A1A1A"/>
+                <w:sz w:val="20"/>
               </w:rPr>
               <w:t>—</w:t>
             </w:r>
@@ -4828,21 +4711,19 @@
               <w:rPr>
                 <w:rFonts w:ascii="宋体" w:hAnsi="宋体" w:eastAsia="宋体"/>
                 <w:b w:val="0"/>
-                <w:color w:val="FFC000"/>
-                <w:sz w:val="20"/>
-                <w:highlight w:val="yellow"/>
-                <w:shd w:val="clear" w:color="auto" w:fill="FFFF00"/>
-              </w:rPr>
-              <w:t>桌卡、菜单、易拉宝、户型折页全部下印</w:t>
-            </w:r>
-          </w:p>
-          <w:p>
-            <w:r>
-              <w:rPr>
                 <w:color w:val="0070C0"/>
+                <w:sz w:val="20"/>
+              </w:rPr>
+              <w:t>入口欢迎立牌、签到台立牌、易拉宝、户型折页等物料制作（以实际已执行情况为准）</w:t>
+            </w:r>
+          </w:p>
+          <w:p>
+            <w:r>
+              <w:rPr>
+                <w:color w:val="FF0000"/>
                 <w:sz w:val="18"/>
               </w:rPr>
-              <w:t>【补充·执行风险】签约日（5/21）当日完成互交物料、一轮确认并全部下印，印刷物流周期客观上不可达成；且活动已于 5/22 完成，该节点表仅作过程记录时，不得以未满足「同日下印」倒追违约。建议注明「以实际已执行情况为准 / 视同过程节点豁免」。</w:t>
+              <w:t>【新增·执行风险】签约日（5/21）当日完成互交物料、一轮确认并全部下印，印刷物流周期客观上不可达成；且活动已于 5/22 完成，该节点表仅作过程记录，不得以未满足「同日下印」倒追违约；以实际已执行情况为准 / 视同过程节点豁免。</w:t>
             </w:r>
           </w:p>
         </w:tc>
@@ -5076,10 +4957,10 @@
               <w:rPr>
                 <w:rFonts w:ascii="宋体" w:hAnsi="宋体" w:eastAsia="宋体"/>
                 <w:b w:val="0"/>
-                <w:color w:val="1A1A1A"/>
-                <w:sz w:val="20"/>
-              </w:rPr>
-              <w:t>尊界 8–10 辆 + 考斯特 + 案场接待</w:t>
+                <w:color w:val="0070C0"/>
+                <w:sz w:val="20"/>
+              </w:rPr>
+              <w:t>尊界 8 辆 + 考斯特 + 案场接待</w:t>
             </w:r>
           </w:p>
         </w:tc>
@@ -5097,21 +4978,19 @@
               <w:rPr>
                 <w:rFonts w:ascii="宋体" w:hAnsi="宋体" w:eastAsia="宋体"/>
                 <w:b w:val="0"/>
-                <w:color w:val="FFC000"/>
-                <w:sz w:val="20"/>
-                <w:highlight w:val="yellow"/>
-                <w:shd w:val="clear" w:color="auto" w:fill="FFFF00"/>
-              </w:rPr>
-              <w:t>现场引导员 + 名单对接</w:t>
-            </w:r>
-          </w:p>
-          <w:p>
-            <w:r>
-              <w:rPr>
                 <w:color w:val="0070C0"/>
+                <w:sz w:val="20"/>
+              </w:rPr>
+              <w:t>现场引导员 + 现场协助促成意向客户对接（不就完整嘉宾联络清单作硬性提交承诺）</w:t>
+            </w:r>
+          </w:p>
+          <w:p>
+            <w:r>
+              <w:rPr>
+                <w:color w:val="FF0000"/>
                 <w:sz w:val="18"/>
               </w:rPr>
-              <w:t>【补充·对照盖章版】盖章版基于个保法不就参会名单作硬性提交承诺；「名单对接」应理解为现场协助促成意向客户，不得解释为必须交付完整嘉宾联络清单。</w:t>
+              <w:t>【新增·对照盖章版】盖章版基于个保法不就参会名单作硬性提交承诺；「名单对接」不得解释为必须交付完整嘉宾联络清单。</w:t>
             </w:r>
           </w:p>
         </w:tc>
@@ -5681,12 +5560,10 @@
         <w:rPr>
           <w:rFonts w:ascii="宋体" w:hAnsi="宋体" w:eastAsia="宋体"/>
           <w:b/>
-          <w:color w:val="FFC000"/>
+          <w:color w:val="0070C0"/>
           <w:sz w:val="22"/>
-          <w:highlight w:val="yellow"/>
-          <w:shd w:val="clear" w:color="auto" w:fill="FFFF00"/>
         </w:rPr>
-        <w:t>10.3  任何一方违反第八条（知识产权）、第九条（保密）的，应向守约方支付不低于人民币 50,000 元的违约金；造成实际损失超过违约金的，超过部分应另行赔偿。</w:t>
+        <w:t>10.3  任何一方违反第八条（知识产权）、第九条（保密）的，应向守约方支付违约金；违约金数额不超过本协议赞助金额的 30%（即不超过人民币 30,000 元），或由双方另行书面约定；造成实际损失超过违约金的，超过部分应另行赔偿。本条与第 10.2 条及盖章版《活动赞助合同》违约责任上限体系保持口径一致。</w:t>
       </w:r>
       <w:r>
         <w:rPr>
@@ -5702,10 +5579,10 @@
       </w:pPr>
       <w:r>
         <w:rPr>
-          <w:color w:val="0070C0"/>
+          <w:color w:val="FF0000"/>
           <w:sz w:val="20"/>
         </w:rPr>
-        <w:t>【补充·对照盖章版】盖章版将保密/知识产权违约排除在 30% 总上限之外；但本条「不低于人民币 50,000 元」已达赞助额 50%，建议双方确认是否改为「不超过赞助金额 30% 或双方另行书面约定」，避免与 10.2 / 盖章版风险上限体系口径冲突。</w:t>
+        <w:t>【新增说明】原「不低于人民币 50,000 元」已达赞助额 50%，与 10.2 / 盖章版 30% 风险上限体系冲突，故调整为「不超过赞助金额 30% 或双方另行书面约定」。</w:t>
       </w:r>
     </w:p>
     <w:p>
@@ -6479,10 +6356,10 @@
       </w:pPr>
       <w:r>
         <w:rPr>
-          <w:color w:val="0070C0"/>
+          <w:color w:val="FF0000"/>
           <w:sz w:val="20"/>
         </w:rPr>
-        <w:t>【补充·验收原则】黄标细项如双方未另签确认，不作为单项违约计价依据；与盖章版或报价单四大模块冲突时，以盖章版/整体打包验收为准。</w:t>
+        <w:t>【新增·验收原则】已调整/不纳入细项（蓝字修改、红字新增说明）如双方未另签确认，不作为单项违约计价依据；与盖章版或报价单四大模块冲突时，以盖章版/整体打包验收为准。</w:t>
       </w:r>
     </w:p>
     <w:tbl>
@@ -6979,10 +6856,10 @@
               <w:rPr>
                 <w:rFonts w:ascii="宋体" w:hAnsi="宋体" w:eastAsia="宋体"/>
                 <w:b w:val="0"/>
-                <w:color w:val="1A1A1A"/>
-                <w:sz w:val="20"/>
-              </w:rPr>
-              <w:t>晚宴桌卡 logo 植入</w:t>
+                <w:color w:val="0070C0"/>
+                <w:sz w:val="20"/>
+              </w:rPr>
+              <w:t>晚宴入口欢迎立牌 logo 植入</w:t>
             </w:r>
           </w:p>
         </w:tc>
@@ -6999,10 +6876,10 @@
               <w:rPr>
                 <w:rFonts w:ascii="宋体" w:hAnsi="宋体" w:eastAsia="宋体"/>
                 <w:b w:val="0"/>
-                <w:color w:val="1A1A1A"/>
-                <w:sz w:val="20"/>
-              </w:rPr>
-              <w:t>全场（A5 折立 148×210mm 或亚克力 200×150mm）</w:t>
+                <w:color w:val="0070C0"/>
+                <w:sz w:val="20"/>
+              </w:rPr>
+              <w:t>1 座（原桌卡/桌号牌改为此项）</w:t>
             </w:r>
           </w:p>
         </w:tc>
@@ -7084,10 +6961,10 @@
               <w:rPr>
                 <w:rFonts w:ascii="宋体" w:hAnsi="宋体" w:eastAsia="宋体"/>
                 <w:b w:val="0"/>
-                <w:color w:val="1A1A1A"/>
-                <w:sz w:val="20"/>
-              </w:rPr>
-              <w:t>晚宴菜单 logo 植入</w:t>
+                <w:color w:val="0070C0"/>
+                <w:sz w:val="20"/>
+              </w:rPr>
+              <w:t>晚宴签到台品牌立牌 logo 植入</w:t>
             </w:r>
           </w:p>
         </w:tc>
@@ -7104,10 +6981,10 @@
               <w:rPr>
                 <w:rFonts w:ascii="宋体" w:hAnsi="宋体" w:eastAsia="宋体"/>
                 <w:b w:val="0"/>
-                <w:color w:val="1A1A1A"/>
-                <w:sz w:val="20"/>
-              </w:rPr>
-              <w:t>全场（210×285mm 或 285×210mm）</w:t>
+                <w:color w:val="0070C0"/>
+                <w:sz w:val="20"/>
+              </w:rPr>
+              <w:t>1 套（原晚宴菜单改为此项）</w:t>
             </w:r>
           </w:p>
         </w:tc>
@@ -7526,10 +7403,10 @@
               <w:rPr>
                 <w:rFonts w:ascii="宋体" w:hAnsi="宋体" w:eastAsia="宋体"/>
                 <w:b w:val="0"/>
-                <w:color w:val="1A1A1A"/>
-                <w:sz w:val="20"/>
-              </w:rPr>
-              <w:t>合计 8 张（主桌 3 + 销售/接待 5）</w:t>
+                <w:color w:val="0070C0"/>
+                <w:sz w:val="20"/>
+              </w:rPr>
+              <w:t>合计 2 张 / 实际出席 2 人（原约定 8 张，以实际为准）</w:t>
             </w:r>
           </w:p>
         </w:tc>
@@ -7717,10 +7594,10 @@
               <w:rPr>
                 <w:rFonts w:ascii="宋体" w:hAnsi="宋体" w:eastAsia="宋体"/>
                 <w:b w:val="0"/>
-                <w:color w:val="1A1A1A"/>
-                <w:sz w:val="20"/>
-              </w:rPr>
-              <w:t>议程手册广告 + 折页夹页</w:t>
+                <w:color w:val="0070C0"/>
+                <w:sz w:val="20"/>
+              </w:rPr>
+              <w:t>议程手册广告（半页）+ 折页夹页</w:t>
             </w:r>
           </w:p>
         </w:tc>
@@ -7737,10 +7614,10 @@
               <w:rPr>
                 <w:rFonts w:ascii="宋体" w:hAnsi="宋体" w:eastAsia="宋体"/>
                 <w:b w:val="0"/>
-                <w:color w:val="1A1A1A"/>
-                <w:sz w:val="20"/>
-              </w:rPr>
-              <w:t>整版 A4，出血 3mm</w:t>
+                <w:color w:val="0070C0"/>
+                <w:sz w:val="20"/>
+              </w:rPr>
+              <w:t>半页 A4，出血 3mm</w:t>
             </w:r>
           </w:p>
         </w:tc>
@@ -7906,10 +7783,8 @@
               <w:rPr>
                 <w:rFonts w:ascii="宋体" w:hAnsi="宋体" w:eastAsia="宋体"/>
                 <w:b w:val="0"/>
-                <w:color w:val="FFC000"/>
-                <w:sz w:val="20"/>
-                <w:highlight w:val="yellow"/>
-                <w:shd w:val="clear" w:color="auto" w:fill="FFFF00"/>
+                <w:color w:val="1A1A1A"/>
+                <w:sz w:val="20"/>
               </w:rPr>
               <w:t>13</w:t>
             </w:r>
@@ -7929,12 +7804,10 @@
               <w:rPr>
                 <w:rFonts w:ascii="宋体" w:hAnsi="宋体" w:eastAsia="宋体"/>
                 <w:b w:val="0"/>
-                <w:color w:val="FFC000"/>
-                <w:sz w:val="20"/>
-                <w:highlight w:val="yellow"/>
-                <w:shd w:val="clear" w:color="auto" w:fill="FFFF00"/>
-              </w:rPr>
-              <w:t>500 份手拎袋夹页（折页 + 户型图）</w:t>
+                <w:color w:val="0070C0"/>
+                <w:sz w:val="20"/>
+              </w:rPr>
+              <w:t>手拎袋夹页（折页 + 户型图）</w:t>
             </w:r>
           </w:p>
         </w:tc>
@@ -7951,12 +7824,10 @@
               <w:rPr>
                 <w:rFonts w:ascii="宋体" w:hAnsi="宋体" w:eastAsia="宋体"/>
                 <w:b w:val="0"/>
-                <w:color w:val="FFC000"/>
-                <w:sz w:val="20"/>
-                <w:highlight w:val="yellow"/>
-                <w:shd w:val="clear" w:color="auto" w:fill="FFFF00"/>
-              </w:rPr>
-              <w:t>297×210mm 三折页 × 500</w:t>
+                <w:color w:val="0070C0"/>
+                <w:sz w:val="20"/>
+              </w:rPr>
+              <w:t>按实际发放（上限 500）；不作未达 500 即违约解释</w:t>
             </w:r>
           </w:p>
         </w:tc>
@@ -7974,10 +7845,8 @@
               <w:rPr>
                 <w:rFonts w:ascii="宋体" w:hAnsi="宋体" w:eastAsia="宋体"/>
                 <w:b w:val="0"/>
-                <w:color w:val="FFC000"/>
-                <w:sz w:val="20"/>
-                <w:highlight w:val="yellow"/>
-                <w:shd w:val="clear" w:color="auto" w:fill="FFFF00"/>
+                <w:color w:val="1A1A1A"/>
+                <w:sz w:val="20"/>
               </w:rPr>
               <w:t>印刷单位 / 活动公司</w:t>
             </w:r>
@@ -7996,10 +7865,8 @@
               <w:rPr>
                 <w:rFonts w:ascii="宋体" w:hAnsi="宋体" w:eastAsia="宋体"/>
                 <w:b w:val="0"/>
-                <w:color w:val="FFC000"/>
-                <w:sz w:val="20"/>
-                <w:highlight w:val="yellow"/>
-                <w:shd w:val="clear" w:color="auto" w:fill="FFFF00"/>
+                <w:color w:val="1A1A1A"/>
+                <w:sz w:val="20"/>
               </w:rPr>
               <w:t>□ 已确认</w:t>
             </w:r>
@@ -8007,10 +7874,10 @@
           <w:p>
             <w:r>
               <w:rPr>
-                <w:color w:val="0070C0"/>
+                <w:color w:val="FF0000"/>
                 <w:sz w:val="18"/>
               </w:rPr>
-              <w:t>【补充】数量以实际发放为准（上限 500），不作未达 500 即违约解释。</w:t>
+              <w:t>【新增】数量以实际发放为准。</w:t>
             </w:r>
           </w:p>
         </w:tc>
@@ -8030,10 +7897,8 @@
               <w:rPr>
                 <w:rFonts w:ascii="宋体" w:hAnsi="宋体" w:eastAsia="宋体"/>
                 <w:b w:val="0"/>
-                <w:color w:val="FFC000"/>
-                <w:sz w:val="20"/>
-                <w:highlight w:val="yellow"/>
-                <w:shd w:val="clear" w:color="auto" w:fill="FFFF00"/>
+                <w:color w:val="1A1A1A"/>
+                <w:sz w:val="20"/>
               </w:rPr>
               <w:t>14</w:t>
             </w:r>
@@ -8053,21 +7918,19 @@
               <w:rPr>
                 <w:rFonts w:ascii="宋体" w:hAnsi="宋体" w:eastAsia="宋体"/>
                 <w:b w:val="0"/>
-                <w:color w:val="FFC000"/>
-                <w:sz w:val="20"/>
-                <w:highlight w:val="yellow"/>
-                <w:shd w:val="clear" w:color="auto" w:fill="FFFF00"/>
-              </w:rPr>
-              <w:t>白皮书扉页联合署名</w:t>
-            </w:r>
-          </w:p>
-          <w:p>
-            <w:r>
-              <w:rPr>
                 <w:color w:val="0070C0"/>
+                <w:sz w:val="20"/>
+              </w:rPr>
+              <w:t>白皮书扉页联合署名（本次不纳入）</w:t>
+            </w:r>
+          </w:p>
+          <w:p>
+            <w:r>
+              <w:rPr>
+                <w:color w:val="FF0000"/>
                 <w:sz w:val="18"/>
               </w:rPr>
-              <w:t>【补充·对照以往方案/正文结构】以往方案已明确「白皮书扉页联合署名」不纳入；且第三节权益表序号由 13 跳至 15，正文未列本项，附表保留易导致验收争议——建议本项打「×」或不纳入必交付。</w:t>
+              <w:t>【新增】以往方案已明确不纳入；正文第三节权益表序号由 13 跳至 15 亦未列本项，附表保留易致验收争议。</w:t>
             </w:r>
           </w:p>
         </w:tc>
@@ -8084,12 +7947,10 @@
               <w:rPr>
                 <w:rFonts w:ascii="宋体" w:hAnsi="宋体" w:eastAsia="宋体"/>
                 <w:b w:val="0"/>
-                <w:color w:val="FFC000"/>
-                <w:sz w:val="20"/>
-                <w:highlight w:val="yellow"/>
-                <w:shd w:val="clear" w:color="auto" w:fill="FFFF00"/>
-              </w:rPr>
-              <w:t>1 处</w:t>
+                <w:color w:val="0070C0"/>
+                <w:sz w:val="20"/>
+              </w:rPr>
+              <w:t>不纳入必交付（建议确认列打「×」）</w:t>
             </w:r>
           </w:p>
         </w:tc>
@@ -8107,10 +7968,8 @@
               <w:rPr>
                 <w:rFonts w:ascii="宋体" w:hAnsi="宋体" w:eastAsia="宋体"/>
                 <w:b w:val="0"/>
-                <w:color w:val="FFC000"/>
-                <w:sz w:val="20"/>
-                <w:highlight w:val="yellow"/>
-                <w:shd w:val="clear" w:color="auto" w:fill="FFFF00"/>
+                <w:color w:val="1A1A1A"/>
+                <w:sz w:val="20"/>
               </w:rPr>
               <w:t>甲方</w:t>
             </w:r>
@@ -8129,10 +7988,8 @@
               <w:rPr>
                 <w:rFonts w:ascii="宋体" w:hAnsi="宋体" w:eastAsia="宋体"/>
                 <w:b w:val="0"/>
-                <w:color w:val="FFC000"/>
-                <w:sz w:val="20"/>
-                <w:highlight w:val="yellow"/>
-                <w:shd w:val="clear" w:color="auto" w:fill="FFFF00"/>
+                <w:color w:val="1A1A1A"/>
+                <w:sz w:val="20"/>
               </w:rPr>
               <w:t>□ 已确认</w:t>
             </w:r>
@@ -8347,6 +8204,15 @@
               <w:t>□ 已确认</w:t>
             </w:r>
           </w:p>
+          <w:p>
+            <w:r>
+              <w:rPr>
+                <w:color w:val="FF0000"/>
+                <w:sz w:val="18"/>
+              </w:rPr>
+              <w:t>【新增】与盖章版 3 个展位对齐；第 3 处位置现场协商。</w:t>
+            </w:r>
+          </w:p>
         </w:tc>
       </w:tr>
       <w:tr>
@@ -8364,10 +8230,8 @@
               <w:rPr>
                 <w:rFonts w:ascii="宋体" w:hAnsi="宋体" w:eastAsia="宋体"/>
                 <w:b w:val="0"/>
-                <w:color w:val="FFC000"/>
-                <w:sz w:val="20"/>
-                <w:highlight w:val="yellow"/>
-                <w:shd w:val="clear" w:color="auto" w:fill="FFFF00"/>
+                <w:color w:val="1A1A1A"/>
+                <w:sz w:val="20"/>
               </w:rPr>
               <w:t>17</w:t>
             </w:r>
@@ -8387,10 +8251,8 @@
               <w:rPr>
                 <w:rFonts w:ascii="宋体" w:hAnsi="宋体" w:eastAsia="宋体"/>
                 <w:b w:val="0"/>
-                <w:color w:val="FFC000"/>
-                <w:sz w:val="20"/>
-                <w:highlight w:val="yellow"/>
-                <w:shd w:val="clear" w:color="auto" w:fill="FFFF00"/>
+                <w:color w:val="1A1A1A"/>
+                <w:sz w:val="20"/>
               </w:rPr>
               <w:t>论坛后主持人口播 + 引导员</w:t>
             </w:r>
@@ -8409,21 +8271,10 @@
               <w:rPr>
                 <w:rFonts w:ascii="宋体" w:hAnsi="宋体" w:eastAsia="宋体"/>
                 <w:b w:val="0"/>
-                <w:color w:val="FFC000"/>
-                <w:sz w:val="20"/>
-                <w:highlight w:val="yellow"/>
-                <w:shd w:val="clear" w:color="auto" w:fill="FFFF00"/>
-              </w:rPr>
-              <w:t>1 次主口播 + 引导员 3 名</w:t>
-            </w:r>
-          </w:p>
-          <w:p>
-            <w:r>
-              <w:rPr>
                 <w:color w:val="0070C0"/>
-                <w:sz w:val="18"/>
-              </w:rPr>
-              <w:t>【补充】引导员调整为 1 名，不作 3 名硬性承诺。</w:t>
+                <w:sz w:val="20"/>
+              </w:rPr>
+              <w:t>1 次主口播 + 引导员 1 名</w:t>
             </w:r>
           </w:p>
         </w:tc>
@@ -8441,10 +8292,8 @@
               <w:rPr>
                 <w:rFonts w:ascii="宋体" w:hAnsi="宋体" w:eastAsia="宋体"/>
                 <w:b w:val="0"/>
-                <w:color w:val="FFC000"/>
-                <w:sz w:val="20"/>
-                <w:highlight w:val="yellow"/>
-                <w:shd w:val="clear" w:color="auto" w:fill="FFFF00"/>
+                <w:color w:val="1A1A1A"/>
+                <w:sz w:val="20"/>
               </w:rPr>
               <w:t>甲方</w:t>
             </w:r>
@@ -8463,10 +8312,8 @@
               <w:rPr>
                 <w:rFonts w:ascii="宋体" w:hAnsi="宋体" w:eastAsia="宋体"/>
                 <w:b w:val="0"/>
-                <w:color w:val="FFC000"/>
-                <w:sz w:val="20"/>
-                <w:highlight w:val="yellow"/>
-                <w:shd w:val="clear" w:color="auto" w:fill="FFFF00"/>
+                <w:color w:val="1A1A1A"/>
+                <w:sz w:val="20"/>
               </w:rPr>
               <w:t>□ 已确认</w:t>
             </w:r>
@@ -8509,10 +8356,10 @@
               <w:rPr>
                 <w:rFonts w:ascii="宋体" w:hAnsi="宋体" w:eastAsia="宋体"/>
                 <w:b w:val="0"/>
-                <w:color w:val="1A1A1A"/>
-                <w:sz w:val="20"/>
-              </w:rPr>
-              <w:t>项目案场接驳（华为尊界 8辆 + 考斯特补位）</w:t>
+                <w:color w:val="0070C0"/>
+                <w:sz w:val="20"/>
+              </w:rPr>
+              <w:t>项目案场接驳（华为尊界 8 辆 + 考斯特补位）</w:t>
             </w:r>
           </w:p>
         </w:tc>
@@ -8529,10 +8376,10 @@
               <w:rPr>
                 <w:rFonts w:ascii="宋体" w:hAnsi="宋体" w:eastAsia="宋体"/>
                 <w:b w:val="0"/>
-                <w:color w:val="1A1A1A"/>
-                <w:sz w:val="20"/>
-              </w:rPr>
-              <w:t>由乙方承担费用</w:t>
+                <w:color w:val="0070C0"/>
+                <w:sz w:val="20"/>
+              </w:rPr>
+              <w:t>由乙方视意向人数安排并承担费用（统一 8 辆口径）</w:t>
             </w:r>
           </w:p>
         </w:tc>
@@ -8698,10 +8545,8 @@
               <w:rPr>
                 <w:rFonts w:ascii="宋体" w:hAnsi="宋体" w:eastAsia="宋体"/>
                 <w:b w:val="0"/>
-                <w:color w:val="FFC000"/>
-                <w:sz w:val="20"/>
-                <w:highlight w:val="yellow"/>
-                <w:shd w:val="clear" w:color="auto" w:fill="FFFF00"/>
+                <w:color w:val="1A1A1A"/>
+                <w:sz w:val="20"/>
               </w:rPr>
               <w:t>20</w:t>
             </w:r>
@@ -8721,12 +8566,10 @@
               <w:rPr>
                 <w:rFonts w:ascii="宋体" w:hAnsi="宋体" w:eastAsia="宋体"/>
                 <w:b w:val="0"/>
-                <w:color w:val="FFC000"/>
-                <w:sz w:val="20"/>
-                <w:highlight w:val="yellow"/>
-                <w:shd w:val="clear" w:color="auto" w:fill="FFFF00"/>
-              </w:rPr>
-              <w:t>媒体通稿 ≥ 3 家主流媒体</w:t>
+                <w:color w:val="0070C0"/>
+                <w:sz w:val="20"/>
+              </w:rPr>
+              <w:t>媒体通稿（不作硬性家数承诺）</w:t>
             </w:r>
             <w:r>
               <w:rPr>
@@ -8761,15 +8604,6 @@
                 <w:color w:val="1A1A1A"/>
                 <w:sz w:val="20"/>
               </w:rPr>
-            </w:r>
-          </w:p>
-          <w:p>
-            <w:r>
-              <w:rPr>
-                <w:color w:val="0070C0"/>
-                <w:sz w:val="18"/>
-              </w:rPr>
-              <w:t>【补充】不作「≥3 家主流媒体」硬性刊发承诺。</w:t>
             </w:r>
           </w:p>
         </w:tc>
@@ -8790,12 +8624,10 @@
             <w:r>
               <w:rPr>
                 <w:rFonts w:hint="eastAsia"/>
-                <w:color w:val="FFC000"/>
-                <w:highlight w:val="yellow"/>
+                <w:color w:val="0070C0"/>
                 <w:lang w:val="en-US" w:eastAsia="zh-CN"/>
-                <w:shd w:val="clear" w:color="auto" w:fill="FFFF00"/>
-              </w:rPr>
-              <w:t>媒体内容</w:t>
+              </w:rPr>
+              <w:t>甲方尽力推送，刊发以媒体自主决定为准</w:t>
             </w:r>
           </w:p>
         </w:tc>
@@ -8813,10 +8645,8 @@
               <w:rPr>
                 <w:rFonts w:ascii="宋体" w:hAnsi="宋体" w:eastAsia="宋体"/>
                 <w:b w:val="0"/>
-                <w:color w:val="FFC000"/>
-                <w:sz w:val="20"/>
-                <w:highlight w:val="yellow"/>
-                <w:shd w:val="clear" w:color="auto" w:fill="FFFF00"/>
+                <w:color w:val="1A1A1A"/>
+                <w:sz w:val="20"/>
               </w:rPr>
               <w:t>甲方媒体组</w:t>
             </w:r>
@@ -8835,10 +8665,8 @@
               <w:rPr>
                 <w:rFonts w:ascii="宋体" w:hAnsi="宋体" w:eastAsia="宋体"/>
                 <w:b w:val="0"/>
-                <w:color w:val="FFC000"/>
-                <w:sz w:val="20"/>
-                <w:highlight w:val="yellow"/>
-                <w:shd w:val="clear" w:color="auto" w:fill="FFFF00"/>
+                <w:color w:val="1A1A1A"/>
+                <w:sz w:val="20"/>
               </w:rPr>
               <w:t>□ 已确认</w:t>
             </w:r>
@@ -9070,10 +8898,8 @@
               <w:rPr>
                 <w:rFonts w:ascii="宋体" w:hAnsi="宋体" w:eastAsia="宋体"/>
                 <w:b w:val="0"/>
-                <w:color w:val="FFC000"/>
-                <w:sz w:val="20"/>
-                <w:highlight w:val="yellow"/>
-                <w:shd w:val="clear" w:color="auto" w:fill="FFFF00"/>
+                <w:color w:val="1A1A1A"/>
+                <w:sz w:val="20"/>
               </w:rPr>
               <w:t>23</w:t>
             </w:r>
@@ -9093,21 +8919,10 @@
               <w:rPr>
                 <w:rFonts w:ascii="宋体" w:hAnsi="宋体" w:eastAsia="宋体"/>
                 <w:b w:val="0"/>
-                <w:color w:val="FFC000"/>
-                <w:sz w:val="20"/>
-                <w:highlight w:val="yellow"/>
-                <w:shd w:val="clear" w:color="auto" w:fill="FFFF00"/>
-              </w:rPr>
-              <w:t>双校长三角校友产业联盟战略合作伙伴永久入册</w:t>
-            </w:r>
-          </w:p>
-          <w:p>
-            <w:r>
-              <w:rPr>
                 <w:color w:val="0070C0"/>
-                <w:sz w:val="18"/>
-              </w:rPr>
-              <w:t>【补充】以往方案不纳入本次必交付；「永久」表述无法验收，建议打「×」或改为双方另议。</w:t>
+                <w:sz w:val="20"/>
+              </w:rPr>
+              <w:t>校友产业联盟入册（本次不纳入必交付）</w:t>
             </w:r>
           </w:p>
         </w:tc>
@@ -9124,12 +8939,10 @@
               <w:rPr>
                 <w:rFonts w:ascii="宋体" w:hAnsi="宋体" w:eastAsia="宋体"/>
                 <w:b w:val="0"/>
-                <w:color w:val="FFC000"/>
-                <w:sz w:val="20"/>
-                <w:highlight w:val="yellow"/>
-                <w:shd w:val="clear" w:color="auto" w:fill="FFFF00"/>
-              </w:rPr>
-              <w:t>永久入册</w:t>
+                <w:color w:val="0070C0"/>
+                <w:sz w:val="20"/>
+              </w:rPr>
+              <w:t>不纳入；建议打「×」或双方另议</w:t>
             </w:r>
           </w:p>
         </w:tc>
@@ -9147,10 +8960,8 @@
               <w:rPr>
                 <w:rFonts w:ascii="宋体" w:hAnsi="宋体" w:eastAsia="宋体"/>
                 <w:b w:val="0"/>
-                <w:color w:val="FFC000"/>
-                <w:sz w:val="20"/>
-                <w:highlight w:val="yellow"/>
-                <w:shd w:val="clear" w:color="auto" w:fill="FFFF00"/>
+                <w:color w:val="1A1A1A"/>
+                <w:sz w:val="20"/>
               </w:rPr>
               <w:t>甲方</w:t>
             </w:r>
@@ -9169,10 +8980,8 @@
               <w:rPr>
                 <w:rFonts w:ascii="宋体" w:hAnsi="宋体" w:eastAsia="宋体"/>
                 <w:b w:val="0"/>
-                <w:color w:val="FFC000"/>
-                <w:sz w:val="20"/>
-                <w:highlight w:val="yellow"/>
-                <w:shd w:val="clear" w:color="auto" w:fill="FFFF00"/>
+                <w:color w:val="1A1A1A"/>
+                <w:sz w:val="20"/>
               </w:rPr>
               <w:t>□ 已确认</w:t>
             </w:r>
@@ -9306,11 +9115,9 @@
               <w:rPr>
                 <w:rFonts w:hint="eastAsia"/>
                 <w:b w:val="0"/>
-                <w:color w:val="FFC000"/>
-                <w:sz w:val="20"/>
-                <w:highlight w:val="yellow"/>
+                <w:color w:val="1A1A1A"/>
+                <w:sz w:val="20"/>
                 <w:lang w:val="en-US" w:eastAsia="zh-CN"/>
-                <w:shd w:val="clear" w:color="auto" w:fill="FFFF00"/>
               </w:rPr>
               <w:t>25</w:t>
             </w:r>
@@ -9337,22 +9144,39 @@
               <w:rPr>
                 <w:rFonts w:hint="eastAsia"/>
                 <w:b w:val="0"/>
-                <w:color w:val="FFC000"/>
-                <w:sz w:val="20"/>
-                <w:highlight w:val="yellow"/>
+                <w:color w:val="0070C0"/>
+                <w:sz w:val="20"/>
                 <w:lang w:val="en-US" w:eastAsia="zh-CN"/>
-                <w:shd w:val="clear" w:color="auto" w:fill="FFFF00"/>
-              </w:rPr>
-              <w:t>主办方之一战略合作伙伴证书</w:t>
-            </w:r>
-          </w:p>
-          <w:p>
-            <w:r>
-              <w:rPr>
+              </w:rPr>
+              <w:t>「2026 年度智慧人居新质资产领军企业 暨卓越战略合作伙伴」证书</w:t>
+            </w:r>
+          </w:p>
+        </w:tc>
+        <w:tc>
+          <w:tcPr>
+            <w:tcW w:w="1858" w:type="dxa"/>
+            <w:vAlign w:val="center"/>
+          </w:tcPr>
+          <w:p>
+            <w:pPr>
+              <w:spacing w:after="0" w:line="312" w:lineRule="auto"/>
+              <w:rPr>
+                <w:rFonts w:hint="default" w:ascii="宋体" w:hAnsi="宋体" w:eastAsia="宋体"/>
+                <w:b w:val="0"/>
+                <w:color w:val="1A1A1A"/>
+                <w:sz w:val="20"/>
+                <w:lang w:val="en-US" w:eastAsia="zh-CN"/>
+              </w:rPr>
+            </w:pPr>
+            <w:r>
+              <w:rPr>
+                <w:rFonts w:hint="eastAsia"/>
+                <w:b w:val="0"/>
                 <w:color w:val="0070C0"/>
-                <w:sz w:val="18"/>
-              </w:rPr>
-              <w:t>【补充】证书名称与盖章版统一为「2026 年度智慧人居新质资产领军企业 暨卓越战略合作伙伴」。</w:t>
+                <w:sz w:val="20"/>
+                <w:lang w:val="en-US" w:eastAsia="zh-CN"/>
+              </w:rPr>
+              <w:t>1 份（与盖章版一致）</w:t>
             </w:r>
           </w:p>
         </w:tc>
@@ -9364,25 +9188,22 @@
           <w:p>
             <w:pPr>
               <w:spacing w:after="0" w:line="312" w:lineRule="auto"/>
-              <w:rPr>
-                <w:rFonts w:hint="default" w:ascii="宋体" w:hAnsi="宋体" w:eastAsia="宋体"/>
-                <w:b w:val="0"/>
-                <w:color w:val="1A1A1A"/>
-                <w:sz w:val="20"/>
-                <w:lang w:val="en-US" w:eastAsia="zh-CN"/>
-              </w:rPr>
-            </w:pPr>
-            <w:r>
-              <w:rPr>
-                <w:rFonts w:hint="eastAsia"/>
-                <w:b w:val="0"/>
-                <w:color w:val="FFC000"/>
-                <w:sz w:val="20"/>
-                <w:highlight w:val="yellow"/>
-                <w:lang w:val="en-US" w:eastAsia="zh-CN"/>
-                <w:shd w:val="clear" w:color="auto" w:fill="FFFF00"/>
-              </w:rPr>
-              <w:t>1份</w:t>
+              <w:jc w:val="center"/>
+              <w:rPr>
+                <w:rFonts w:ascii="宋体" w:hAnsi="宋体" w:eastAsia="宋体"/>
+                <w:b w:val="0"/>
+                <w:color w:val="1A1A1A"/>
+                <w:sz w:val="20"/>
+              </w:rPr>
+            </w:pPr>
+            <w:r>
+              <w:rPr>
+                <w:rFonts w:ascii="宋体" w:hAnsi="宋体" w:eastAsia="宋体"/>
+                <w:b w:val="0"/>
+                <w:color w:val="1A1A1A"/>
+                <w:sz w:val="20"/>
+              </w:rPr>
+              <w:t>甲方</w:t>
             </w:r>
           </w:p>
         </w:tc>
@@ -9394,50 +9215,19 @@
           <w:p>
             <w:pPr>
               <w:spacing w:after="0" w:line="312" w:lineRule="auto"/>
-              <w:jc w:val="center"/>
-              <w:rPr>
-                <w:rFonts w:ascii="宋体" w:hAnsi="宋体" w:eastAsia="宋体"/>
-                <w:b w:val="0"/>
-                <w:color w:val="1A1A1A"/>
-                <w:sz w:val="20"/>
-              </w:rPr>
-            </w:pPr>
-            <w:r>
-              <w:rPr>
-                <w:rFonts w:ascii="宋体" w:hAnsi="宋体" w:eastAsia="宋体"/>
-                <w:b w:val="0"/>
-                <w:color w:val="FFC000"/>
-                <w:sz w:val="20"/>
-                <w:highlight w:val="yellow"/>
-                <w:shd w:val="clear" w:color="auto" w:fill="FFFF00"/>
-              </w:rPr>
-              <w:t>甲方</w:t>
-            </w:r>
-          </w:p>
-        </w:tc>
-        <w:tc>
-          <w:tcPr>
-            <w:tcW w:w="1858" w:type="dxa"/>
-            <w:vAlign w:val="center"/>
-          </w:tcPr>
-          <w:p>
-            <w:pPr>
-              <w:spacing w:after="0" w:line="312" w:lineRule="auto"/>
-              <w:rPr>
-                <w:rFonts w:ascii="宋体" w:hAnsi="宋体" w:eastAsia="宋体"/>
-                <w:b w:val="0"/>
-                <w:color w:val="1A1A1A"/>
-                <w:sz w:val="20"/>
-              </w:rPr>
-            </w:pPr>
-            <w:r>
-              <w:rPr>
-                <w:rFonts w:ascii="宋体" w:hAnsi="宋体" w:eastAsia="宋体"/>
-                <w:b w:val="0"/>
-                <w:color w:val="FFC000"/>
-                <w:sz w:val="20"/>
-                <w:highlight w:val="yellow"/>
-                <w:shd w:val="clear" w:color="auto" w:fill="FFFF00"/>
+              <w:rPr>
+                <w:rFonts w:ascii="宋体" w:hAnsi="宋体" w:eastAsia="宋体"/>
+                <w:b w:val="0"/>
+                <w:color w:val="1A1A1A"/>
+                <w:sz w:val="20"/>
+              </w:rPr>
+            </w:pPr>
+            <w:r>
+              <w:rPr>
+                <w:rFonts w:ascii="宋体" w:hAnsi="宋体" w:eastAsia="宋体"/>
+                <w:b w:val="0"/>
+                <w:color w:val="1A1A1A"/>
+                <w:sz w:val="20"/>
               </w:rPr>
               <w:t>□ 已确认</w:t>
             </w:r>
